--- a/docs/thesis/chapter5_hardware_design.docx
+++ b/docs/thesis/chapter5_hardware_design.docx
@@ -7396,40 +7396,40 @@
       </w:r>
     </w:p>
     <w:bookmarkEnd w:id="41"/>
-    <w:bookmarkStart w:id="43" w:name="X6e852512807cd8cbd686922191b535ff1d5658b"/>
+    <w:bookmarkStart w:id="43" w:name="ประเดนความสอดคลองของการออกแบบ-ตดสนใจแลว"/>
     <w:p>
       <w:pPr>
         <w:pStyle w:val="Heading2"/>
       </w:pPr>
       <w:r>
-        <w:t xml:space="preserve">5.10 ประเด็นความสอดคล้องของการออกแบบและการตัดสินใจที่ค้างอยู่</w:t>
-      </w:r>
-    </w:p>
-    <w:bookmarkStart w:id="42" w:name="X0d7f27f715c711085feec1d766ec81c2618f51e"/>
+        <w:t xml:space="preserve">5.10 ประเด็นความสอดคล้องของการออกแบบ (ตัดสินใจแล้ว)</w:t>
+      </w:r>
+    </w:p>
+    <w:bookmarkStart w:id="42" w:name="design-coherence-resolved"/>
     <w:p>
       <w:pPr>
         <w:pStyle w:val="Heading3"/>
       </w:pPr>
       <w:r>
-        <w:t xml:space="preserve">(Design Coherence Issues &amp; Open Decisions) —</w:t>
-      </w:r>
-      <w:r>
-        <w:t xml:space="preserve"> </w:t>
-      </w:r>
+        <w:t xml:space="preserve">(Design Coherence — RESOLVED)</w:t>
+      </w:r>
+    </w:p>
+    <w:p>
+      <w:pPr>
+        <w:pStyle w:val="BlockText"/>
+      </w:pPr>
       <w:r>
         <w:rPr>
           <w:b/>
           <w:bCs/>
         </w:rPr>
-        <w:t xml:space="preserve">ต้องตัดสินใจก่อนสร้าง</w:t>
-      </w:r>
-    </w:p>
-    <w:p>
-      <w:pPr>
-        <w:pStyle w:val="FirstParagraph"/>
-      </w:pPr>
-      <w:r>
-        <w:t xml:space="preserve">ระหว่างเรียบเรียงบทนี้พบ</w:t>
+        <w:t xml:space="preserve">✅ ตัดสินใจแล้ว 2026-05-30:</w:t>
+      </w:r>
+      <w:r>
+        <w:t xml:space="preserve"> </w:t>
+      </w:r>
+      <w:r>
+        <w:t xml:space="preserve">เลือก</w:t>
       </w:r>
       <w:r>
         <w:t xml:space="preserve"> </w:t>
@@ -7439,13 +7439,444 @@
           <w:b/>
           <w:bCs/>
         </w:rPr>
-        <w:t xml:space="preserve">ความไม่สอดคล้องของจุดออกแบบระหว่างเอกสาร 4 แหล่ง</w:t>
-      </w:r>
-      <w:r>
-        <w:t xml:space="preserve"> </w:t>
-      </w:r>
-      <w:r>
-        <w:t xml:space="preserve">ที่ต้อง reconcile ก่อนสั่งซื้อ:</w:t>
+        <w:t xml:space="preserve">Option A (sim-faithful)</w:t>
+      </w:r>
+      <w:r>
+        <w:t xml:space="preserve"> </w:t>
+      </w:r>
+      <w:r>
+        <w:t xml:space="preserve">+ ภาคกำลัง</w:t>
+      </w:r>
+      <w:r>
+        <w:t xml:space="preserve"> </w:t>
+      </w:r>
+      <w:r>
+        <w:rPr>
+          <w:b/>
+          <w:bCs/>
+        </w:rPr>
+        <w:t xml:space="preserve">DRV8302 shield @ 40 V</w:t>
+      </w:r>
+      <w:r>
+        <w:t xml:space="preserve"> </w:t>
+      </w:r>
+      <w:r>
+        <w:t xml:space="preserve">(Path 1)</w:t>
+      </w:r>
+      <w:r>
+        <w:t xml:space="preserve"> </w:t>
+      </w:r>
+      <w:r>
+        <w:t xml:space="preserve">จุดออกแบบล็อกเป็น:</w:t>
+      </w:r>
+      <w:r>
+        <w:t xml:space="preserve"> </w:t>
+      </w:r>
+      <m:oMath>
+        <m:sSub>
+          <m:e>
+            <m:r>
+              <m:t>V</m:t>
+            </m:r>
+          </m:e>
+          <m:sub>
+            <m:r>
+              <m:t>d</m:t>
+            </m:r>
+            <m:r>
+              <m:t>c</m:t>
+            </m:r>
+          </m:sub>
+        </m:sSub>
+        <m:r>
+          <m:rPr>
+            <m:sty m:val="p"/>
+          </m:rPr>
+          <m:t>=</m:t>
+        </m:r>
+        <m:r>
+          <m:t>40</m:t>
+        </m:r>
+      </m:oMath>
+      <w:r>
+        <w:t xml:space="preserve"> </w:t>
+      </w:r>
+      <w:r>
+        <w:t xml:space="preserve">V,</w:t>
+      </w:r>
+      <w:r>
+        <w:t xml:space="preserve"> </w:t>
+      </w:r>
+      <m:oMath>
+        <m:sSub>
+          <m:e>
+            <m:r>
+              <m:t>V</m:t>
+            </m:r>
+          </m:e>
+          <m:sub>
+            <m:r>
+              <m:t>s</m:t>
+            </m:r>
+            <m:r>
+              <m:t>e</m:t>
+            </m:r>
+            <m:r>
+              <m:t>t</m:t>
+            </m:r>
+          </m:sub>
+        </m:sSub>
+        <m:r>
+          <m:rPr>
+            <m:sty m:val="p"/>
+          </m:rPr>
+          <m:t>=</m:t>
+        </m:r>
+        <m:r>
+          <m:t>14</m:t>
+        </m:r>
+      </m:oMath>
+      <w:r>
+        <w:t xml:space="preserve"> </w:t>
+      </w:r>
+      <w:r>
+        <w:t xml:space="preserve">V peak,</w:t>
+      </w:r>
+      <w:r>
+        <w:t xml:space="preserve"> </w:t>
+      </w:r>
+      <m:oMath>
+        <m:sSub>
+          <m:e>
+            <m:r>
+              <m:t>L</m:t>
+            </m:r>
+          </m:e>
+          <m:sub>
+            <m:r>
+              <m:t>f</m:t>
+            </m:r>
+          </m:sub>
+        </m:sSub>
+        <m:r>
+          <m:rPr>
+            <m:sty m:val="p"/>
+          </m:rPr>
+          <m:t>=</m:t>
+        </m:r>
+        <m:r>
+          <m:t>1.2</m:t>
+        </m:r>
+      </m:oMath>
+      <w:r>
+        <w:t xml:space="preserve"> </w:t>
+      </w:r>
+      <w:r>
+        <w:t xml:space="preserve">mH,</w:t>
+      </w:r>
+      <w:r>
+        <w:t xml:space="preserve"> </w:t>
+      </w:r>
+      <m:oMath>
+        <m:sSub>
+          <m:e>
+            <m:r>
+              <m:t>C</m:t>
+            </m:r>
+          </m:e>
+          <m:sub>
+            <m:r>
+              <m:t>f</m:t>
+            </m:r>
+          </m:sub>
+        </m:sSub>
+        <m:r>
+          <m:rPr>
+            <m:sty m:val="p"/>
+          </m:rPr>
+          <m:t>=</m:t>
+        </m:r>
+        <m:r>
+          <m:t>10</m:t>
+        </m:r>
+      </m:oMath>
+      <w:r>
+        <w:t xml:space="preserve"> </w:t>
+      </w:r>
+      <w:r>
+        <w:t xml:space="preserve">µF,</w:t>
+      </w:r>
+      <w:r>
+        <w:t xml:space="preserve"> </w:t>
+      </w:r>
+      <m:oMath>
+        <m:sSub>
+          <m:e>
+            <m:r>
+              <m:t>R</m:t>
+            </m:r>
+          </m:e>
+          <m:sub>
+            <m:r>
+              <m:t>d</m:t>
+            </m:r>
+          </m:sub>
+        </m:sSub>
+        <m:r>
+          <m:rPr>
+            <m:sty m:val="p"/>
+          </m:rPr>
+          <m:t>=</m:t>
+        </m:r>
+        <m:r>
+          <m:t>1</m:t>
+        </m:r>
+      </m:oMath>
+      <w:r>
+        <w:t xml:space="preserve"> </w:t>
+      </w:r>
+      <w:r>
+        <w:t xml:space="preserve">Ω,</w:t>
+      </w:r>
+      <w:r>
+        <w:t xml:space="preserve"> </w:t>
+      </w:r>
+      <m:oMath>
+        <m:r>
+          <m:t>H</m:t>
+        </m:r>
+        <m:r>
+          <m:rPr>
+            <m:sty m:val="p"/>
+          </m:rPr>
+          <m:t>=</m:t>
+        </m:r>
+        <m:r>
+          <m:t>5</m:t>
+        </m:r>
+      </m:oMath>
+      <w:r>
+        <w:t xml:space="preserve">,</w:t>
+      </w:r>
+      <w:r>
+        <w:t xml:space="preserve"> </w:t>
+      </w:r>
+      <m:oMath>
+        <m:r>
+          <m:t>D</m:t>
+        </m:r>
+        <m:r>
+          <m:rPr>
+            <m:sty m:val="p"/>
+          </m:rPr>
+          <m:t>=</m:t>
+        </m:r>
+        <m:r>
+          <m:t>0.5</m:t>
+        </m:r>
+      </m:oMath>
+      <w:r>
+        <w:t xml:space="preserve"> </w:t>
+      </w:r>
+      <w:r>
+        <w:t xml:space="preserve">เอกสารทุกฉบับ (Ch.3 BoM,</w:t>
+      </w:r>
+      <w:r>
+        <w:t xml:space="preserve"> </w:t>
+      </w:r>
+      <w:r>
+        <w:rPr>
+          <w:rStyle w:val="VerbatimChar"/>
+        </w:rPr>
+        <w:t xml:space="preserve">vsg_controller.ino</w:t>
+      </w:r>
+      <w:r>
+        <w:t xml:space="preserve">, บทนี้) ได้อัปเดตให้ตรงกันแล้ว ภาคกำลังดิสครีต 100 V + UCC21520 @ 48 V เก็บไว้เป็น</w:t>
+      </w:r>
+      <w:r>
+        <w:rPr>
+          <w:b/>
+          <w:bCs/>
+        </w:rPr>
+        <w:t xml:space="preserve">งานต่อยอด</w:t>
+      </w:r>
+      <w:r>
+        <w:t xml:space="preserve"> </w:t>
+      </w:r>
+      <w:r>
+        <w:t xml:space="preserve">(Ch.3 §3.5.1)</w:t>
+      </w:r>
+    </w:p>
+    <w:p>
+      <w:pPr>
+        <w:pStyle w:val="BlockText"/>
+      </w:pPr>
+      <w:r>
+        <w:t xml:space="preserve">หมายเหตุ:</w:t>
+      </w:r>
+      <w:r>
+        <w:t xml:space="preserve"> </w:t>
+      </w:r>
+      <m:oMath>
+        <m:sSub>
+          <m:e>
+            <m:r>
+              <m:t>V</m:t>
+            </m:r>
+          </m:e>
+          <m:sub>
+            <m:r>
+              <m:t>d</m:t>
+            </m:r>
+            <m:r>
+              <m:t>c</m:t>
+            </m:r>
+          </m:sub>
+        </m:sSub>
+      </m:oMath>
+      <w:r>
+        <w:t xml:space="preserve"> </w:t>
+      </w:r>
+      <w:r>
+        <w:t xml:space="preserve">ปรับจาก 48 V (ในแบบจำลอง) เป็น 40 V เพื่อขอบเขตความปลอดภัยของ DRV8302 — พลวัตที่ตรวจสอบแล้ว</w:t>
+      </w:r>
+      <w:r>
+        <w:rPr>
+          <w:b/>
+          <w:bCs/>
+        </w:rPr>
+        <w:t xml:space="preserve">ไม่เปลี่ยน</w:t>
+      </w:r>
+      <w:r>
+        <w:t xml:space="preserve"> </w:t>
+      </w:r>
+      <w:r>
+        <w:t xml:space="preserve">เพราะเอาต์พุต fundamental</w:t>
+      </w:r>
+      <w:r>
+        <w:t xml:space="preserve"> </w:t>
+      </w:r>
+      <m:oMath>
+        <m:r>
+          <m:rPr>
+            <m:sty m:val="p"/>
+          </m:rPr>
+          <m:t>=</m:t>
+        </m:r>
+        <m:r>
+          <m:t>m</m:t>
+        </m:r>
+        <m:r>
+          <m:rPr>
+            <m:sty m:val="p"/>
+          </m:rPr>
+          <m:t>⋅</m:t>
+        </m:r>
+        <m:sSub>
+          <m:e>
+            <m:r>
+              <m:t>V</m:t>
+            </m:r>
+          </m:e>
+          <m:sub>
+            <m:r>
+              <m:t>d</m:t>
+            </m:r>
+            <m:r>
+              <m:t>c</m:t>
+            </m:r>
+          </m:sub>
+        </m:sSub>
+        <m:r>
+          <m:rPr>
+            <m:sty m:val="p"/>
+          </m:rPr>
+          <m:t>/</m:t>
+        </m:r>
+        <m:r>
+          <m:t>2</m:t>
+        </m:r>
+        <m:r>
+          <m:rPr>
+            <m:sty m:val="p"/>
+          </m:rPr>
+          <m:t>=</m:t>
+        </m:r>
+        <m:sSub>
+          <m:e>
+            <m:r>
+              <m:t>V</m:t>
+            </m:r>
+          </m:e>
+          <m:sub>
+            <m:r>
+              <m:t>s</m:t>
+            </m:r>
+            <m:r>
+              <m:t>e</m:t>
+            </m:r>
+            <m:r>
+              <m:t>t</m:t>
+            </m:r>
+          </m:sub>
+        </m:sSub>
+      </m:oMath>
+      <w:r>
+        <w:t xml:space="preserve"> </w:t>
+      </w:r>
+      <w:r>
+        <w:t xml:space="preserve">คงที่ตราบใดที่</w:t>
+      </w:r>
+      <w:r>
+        <w:t xml:space="preserve"> </w:t>
+      </w:r>
+      <m:oMath>
+        <m:r>
+          <m:t>m</m:t>
+        </m:r>
+        <m:r>
+          <m:rPr>
+            <m:sty m:val="p"/>
+          </m:rPr>
+          <m:t>&lt;</m:t>
+        </m:r>
+        <m:r>
+          <m:t>1</m:t>
+        </m:r>
+      </m:oMath>
+      <w:r>
+        <w:t xml:space="preserve"> </w:t>
+      </w:r>
+      <w:r>
+        <w:t xml:space="preserve">(ที่ 40 V:</w:t>
+      </w:r>
+      <w:r>
+        <w:t xml:space="preserve"> </w:t>
+      </w:r>
+      <m:oMath>
+        <m:r>
+          <m:t>m</m:t>
+        </m:r>
+        <m:r>
+          <m:rPr>
+            <m:sty m:val="p"/>
+          </m:rPr>
+          <m:t>=</m:t>
+        </m:r>
+        <m:r>
+          <m:t>0.70</m:t>
+        </m:r>
+      </m:oMath>
+      <w:r>
+        <w:t xml:space="preserve">)</w:t>
+      </w:r>
+    </w:p>
+    <w:p>
+      <w:pPr>
+        <w:pStyle w:val="FirstParagraph"/>
+      </w:pPr>
+      <w:r>
+        <w:t xml:space="preserve">ตารางด้านล่างเก็บไว้เป็นบันทึกประวัติของความไม่สอดคล้องที่เคยพบและได้แก้ไปแล้ว:</w:t>
       </w:r>
     </w:p>
     <w:p>

--- a/docs/thesis/chapter5_hardware_design.docx
+++ b/docs/thesis/chapter5_hardware_design.docx
@@ -2911,6 +2911,50 @@
       </w:pPr>
       <w:r>
         <w:t xml:space="preserve">(Power Stage &amp; Gate Driver)</w:t>
+      </w:r>
+    </w:p>
+    <w:p>
+      <w:pPr>
+        <w:pStyle w:val="BlockText"/>
+      </w:pPr>
+      <w:r>
+        <w:rPr>
+          <w:b/>
+          <w:bCs/>
+        </w:rPr>
+        <w:t xml:space="preserve">หมายเหตุงบประมาณ (2026-05-30):</w:t>
+      </w:r>
+      <w:r>
+        <w:t xml:space="preserve"> </w:t>
+      </w:r>
+      <w:r>
+        <w:t xml:space="preserve">ภายใต้งบ 7,200 ฿ ระบบหลักเลือก</w:t>
+      </w:r>
+      <w:r>
+        <w:rPr>
+          <w:b/>
+          <w:bCs/>
+        </w:rPr>
+        <w:t xml:space="preserve">ภาคกำลังดิสครีต IRF540N + IR2104</w:t>
+      </w:r>
+      <w:r>
+        <w:t xml:space="preserve"> </w:t>
+      </w:r>
+      <w:r>
+        <w:t xml:space="preserve">(Ch.3 §3.2) เพราะฟื้นจากความเสียหายได้ถูก บอร์ด DRV8302 ในหัวข้อนี้จึงเป็น</w:t>
+      </w:r>
+      <w:r>
+        <w:rPr>
+          <w:b/>
+          <w:bCs/>
+        </w:rPr>
+        <w:t xml:space="preserve">ทางเลือกเมื่อมีงบเพิ่ม</w:t>
+      </w:r>
+      <w:r>
+        <w:t xml:space="preserve"> </w:t>
+      </w:r>
+      <w:r>
+        <w:t xml:space="preserve">(ความสะดวก/ป้องกันในตัว) ส่วน IR2104 ให้ dead-time ฮาร์ดแวร์ ~520 ns กัน shoot-through เช่นเดียวกัน</w:t>
       </w:r>
     </w:p>
     <w:bookmarkEnd w:id="16"/>
